--- a/محضر_الاجتماع_الأول_لجنة_الاعتماد.docx
+++ b/محضر_الاجتماع_الأول_لجنة_الاعتماد.docx
@@ -7480,6 +7480,31 @@
             <w:r>
               <w:rPr>
                 <w:rFonts w:ascii="Frutiger LT Arabic 45 Light" w:hAnsi="Frutiger LT Arabic 45 Light" w:cs="Frutiger LT Arabic 45 Light"/>
+                <w:noProof/>
+                <w:color w:val="0E2841" w:themeColor="text2"/>
+                <w:sz w:val="22"/>
+                <w:szCs w:val="22"/>
+                <w:rtl/>
+              </w:rPr>
+              <w:t xml:space="preserve">6. يُفحص كل دليل وفق خمسة بنود (التوفر، والاعتماد، والحداثة، والارتباط بالمحك، وإثبات التطبيق)، ويُصنَّف حسب حالته، ويُحدَّد نوع الفجوة (توثيق أو تطبيق).</w:t>
+            </w:r>
+          </w:p>
+          <w:p>
+            <w:pPr>
+              <w:bidi/>
+              <w:jc w:val="both"/>
+              <w:rPr>
+                <w:rFonts w:ascii="Frutiger LT Arabic 45 Light" w:hAnsi="Frutiger LT Arabic 45 Light" w:cs="Frutiger LT Arabic 45 Light"/>
+                <w:noProof/>
+                <w:color w:val="0E2841" w:themeColor="text2"/>
+                <w:sz w:val="22"/>
+                <w:szCs w:val="22"/>
+                <w:rtl/>
+              </w:rPr>
+            </w:pPr>
+            <w:r>
+              <w:rPr>
+                <w:rFonts w:ascii="Frutiger LT Arabic 45 Light" w:hAnsi="Frutiger LT Arabic 45 Light" w:cs="Frutiger LT Arabic 45 Light"/>
                 <w:b/>
                 <w:bCs/>
                 <w:noProof/>
@@ -7564,6 +7589,31 @@
                 <w:rtl/>
               </w:rPr>
               <w:t xml:space="preserve">- متابعة الإنجاز أسبوعياً عبر ملف العمل ورسالة المتابعة كل خميس، دون اجتماع أسبوعي.</w:t>
+            </w:r>
+          </w:p>
+          <w:p>
+            <w:pPr>
+              <w:bidi/>
+              <w:jc w:val="both"/>
+              <w:rPr>
+                <w:rFonts w:ascii="Frutiger LT Arabic 45 Light" w:hAnsi="Frutiger LT Arabic 45 Light" w:cs="Frutiger LT Arabic 45 Light"/>
+                <w:noProof/>
+                <w:color w:val="0E2841" w:themeColor="text2"/>
+                <w:sz w:val="22"/>
+                <w:szCs w:val="22"/>
+                <w:rtl/>
+              </w:rPr>
+            </w:pPr>
+            <w:r>
+              <w:rPr>
+                <w:rFonts w:ascii="Frutiger LT Arabic 45 Light" w:hAnsi="Frutiger LT Arabic 45 Light" w:cs="Frutiger LT Arabic 45 Light"/>
+                <w:noProof/>
+                <w:color w:val="0E2841" w:themeColor="text2"/>
+                <w:sz w:val="22"/>
+                <w:szCs w:val="22"/>
+                <w:rtl/>
+              </w:rPr>
+              <w:t xml:space="preserve">- تُعقد اجتماعات اللجنة في الأسبوع الرابع (منتصف الخطة)، والأسبوع السابع (مناقشة الفجوات).</w:t>
             </w:r>
           </w:p>
           <w:p>

--- a/محضر_الاجتماع_الأول_لجنة_الاعتماد.docx
+++ b/محضر_الاجتماع_الأول_لجنة_الاعتماد.docx
@@ -6633,7 +6633,7 @@
                 <w:szCs w:val="22"/>
                 <w:rtl/>
               </w:rPr>
-              <w:t>مناقشة آلية عمل لجنة الاعتماد البرامجي</w:t>
+              <w:t>مناقشة خطة عمل لجنة الاعتماد البرامجي والخطة التنفيذية للمرحلة الأولى</w:t>
             </w:r>
             <w:r>
               <w:rPr>
@@ -6644,7 +6644,7 @@
                 <w:rtl/>
                 <w:lang w:val="en-GB"/>
               </w:rPr>
-              <w:t xml:space="preserve"> للعام الجامعي1448</w:t>
+              <w:t xml:space="preserve"/>
             </w:r>
           </w:p>
         </w:tc>
